--- a/en/wisdom-stories/welcome-my-bey.docx
+++ b/en/wisdom-stories/welcome-my-bey.docx
@@ -4,359 +4,191 @@
   <w:body>
     <w:p>
       <w:pPr>
-        <w:spacing w:before="0" w:after="60"/>
-        <w:jc w:val="left"/>
+        <w:pStyle w:val="Title"/>
       </w:pPr>
       <w:r>
-        <w:rPr>
-          <w:rFonts w:ascii="Arial" w:hAnsi="Arial" w:eastAsia="Arial"/>
-          <w:i w:val="0"/>
-          <w:color w:val="000000"/>
-          <w:sz w:val="46"/>
-        </w:rPr>
-        <w:t>Welcome, sir</w:t>
+        <w:t>Welcome Home</w:t>
+      </w:r>
+    </w:p>
+    <w:p>
+      <w:pPr/>
+      <w:r>
+        <w:t>When my father, Hafiz Ali, went to Çanakkale, my mother was seven months pregnant with me. I never met him. We did not even have a photograph.</w:t>
       </w:r>
     </w:p>
     <w:p>
       <w:pPr>
-        <w:jc w:val="left"/>
+        <w:spacing w:after="80"/>
       </w:pPr>
       <w:r>
-        <w:rPr>
-          <w:rFonts w:ascii="Arial" w:hAnsi="Arial" w:eastAsia="Arial"/>
-          <w:i w:val="0"/>
-          <w:color w:val="000000"/>
-          <w:sz w:val="22"/>
-        </w:rPr>
-        <w:t>When my late father Hafiz Ali was in Çanakkale, I was still in my mother's womb, seven months old. I never saw or recognized my father. There was not even a single photograph of him.</w:t>
-      </w:r>
-    </w:p>
-    <w:p>
-      <w:pPr>
-        <w:jc w:val="left"/>
-      </w:pPr>
-      <w:r>
-        <w:rPr>
-          <w:rFonts w:ascii="Arial" w:hAnsi="Arial" w:eastAsia="Arial"/>
-          <w:i w:val="0"/>
-          <w:color w:val="000000"/>
-          <w:sz w:val="22"/>
-        </w:rPr>
         <w:t>Those were very difficult days. Mobilization, occupation, liberation, poverty, hardship...</w:t>
       </w:r>
     </w:p>
     <w:p>
       <w:pPr>
-        <w:jc w:val="left"/>
+        <w:spacing w:after="80"/>
       </w:pPr>
       <w:r>
-        <w:rPr>
-          <w:rFonts w:ascii="Arial" w:hAnsi="Arial" w:eastAsia="Arial"/>
-          <w:i w:val="0"/>
-          <w:color w:val="000000"/>
-          <w:sz w:val="22"/>
-        </w:rPr>
         <w:t>Our childhood was spent constantly running around in search of bread, filled with pain.</w:t>
       </w:r>
     </w:p>
     <w:p>
       <w:pPr>
-        <w:jc w:val="left"/>
+        <w:spacing w:after="80"/>
       </w:pPr>
       <w:r>
-        <w:rPr>
-          <w:rFonts w:ascii="Arial" w:hAnsi="Arial" w:eastAsia="Arial"/>
-          <w:i w:val="0"/>
-          <w:color w:val="000000"/>
-          <w:sz w:val="22"/>
-        </w:rPr>
         <w:t>Whenever my mother wanted to go somewhere, she would always come to me and say:</w:t>
       </w:r>
     </w:p>
     <w:p>
       <w:pPr>
-        <w:jc w:val="left"/>
+        <w:spacing w:after="80"/>
       </w:pPr>
       <w:r>
-        <w:rPr>
-          <w:rFonts w:ascii="Arial" w:hAnsi="Arial" w:eastAsia="Arial"/>
-          <w:i w:val="0"/>
-          <w:color w:val="000000"/>
-          <w:sz w:val="22"/>
-        </w:rPr>
-        <w:t>— Son, I'm going to the market. If your father comes, let me know right away!</w:t>
+        <w:t>“Son, I’m going to the market. Tell me at once if your father comes.”</w:t>
       </w:r>
     </w:p>
     <w:p>
       <w:pPr>
-        <w:jc w:val="left"/>
+        <w:spacing w:after="80"/>
       </w:pPr>
       <w:r>
-        <w:rPr>
-          <w:rFonts w:ascii="Arial" w:hAnsi="Arial" w:eastAsia="Arial"/>
-          <w:i w:val="0"/>
-          <w:color w:val="000000"/>
-          <w:sz w:val="22"/>
-        </w:rPr>
-        <w:t>— I'm going to Khalangil. If your father comes, let me know right away!</w:t>
+        <w:t>“I’m going to see relatives. Tell me at once if your father comes.”</w:t>
       </w:r>
     </w:p>
     <w:p>
       <w:pPr>
-        <w:jc w:val="left"/>
+        <w:spacing w:after="80"/>
       </w:pPr>
       <w:r>
-        <w:rPr>
-          <w:rFonts w:ascii="Arial" w:hAnsi="Arial" w:eastAsia="Arial"/>
-          <w:i w:val="0"/>
-          <w:color w:val="000000"/>
-          <w:sz w:val="22"/>
-        </w:rPr>
-        <w:t>— I'm going to the neighbor's. If your father comes, let me know right away! — she would say.</w:t>
+        <w:t>“I’m going next door. Tell me at once if your father comes.”</w:t>
       </w:r>
     </w:p>
     <w:p>
       <w:pPr>
-        <w:jc w:val="left"/>
+        <w:spacing w:after="80"/>
       </w:pPr>
       <w:r>
-        <w:rPr>
-          <w:rFonts w:ascii="Arial" w:hAnsi="Arial" w:eastAsia="Arial"/>
-          <w:i w:val="0"/>
-          <w:color w:val="000000"/>
-          <w:sz w:val="22"/>
-        </w:rPr>
-        <w:t>My mother waited for my father on the road with her eyes wide open.</w:t>
+        <w:t>She was always watching the road, waiting for him.</w:t>
+      </w:r>
+    </w:p>
+    <w:p>
+      <w:pPr/>
+      <w:r>
+        <w:t>I grew up and opened a shop. Whenever she went out, she stopped there to tell me where she was going. “Let me know if your father comes,” she always added.</w:t>
+      </w:r>
+    </w:p>
+    <w:p>
+      <w:pPr/>
+      <w:r>
+        <w:t>Years passed, and she grew old. Leaning on her cane, she still came to remind me, “Call me if your father returns.”</w:t>
       </w:r>
     </w:p>
     <w:p>
       <w:pPr>
-        <w:jc w:val="left"/>
+        <w:spacing w:after="80"/>
       </w:pPr>
       <w:r>
-        <w:rPr>
-          <w:rFonts w:ascii="Arial" w:hAnsi="Arial" w:eastAsia="Arial"/>
-          <w:i w:val="0"/>
-          <w:color w:val="000000"/>
-          <w:sz w:val="22"/>
-        </w:rPr>
-        <w:t>I grew up, became a business owner, and opened a shop. As always, when my mother went somewhere, she would come to the shop, tell me where she was going, and say: "If your father comes, let me know, huh!" he would add.</w:t>
+        <w:t>One day, she became ill and fell into bed.</w:t>
+      </w:r>
+    </w:p>
+    <w:p>
+      <w:pPr/>
+      <w:r>
+        <w:t>On her deathbed, she thanked us for caring for her and asked our forgiveness. Then she turned to me. “If your father comes, tell him your mother always waited for him.” Suddenly, she looked toward the door and smiled. “Welcome home, my bey. Welcome.” Then she died.</w:t>
       </w:r>
     </w:p>
     <w:p>
       <w:pPr>
-        <w:jc w:val="left"/>
+        <w:spacing w:after="80"/>
       </w:pPr>
       <w:r>
-        <w:rPr>
-          <w:rFonts w:ascii="Arial" w:hAnsi="Arial" w:eastAsia="Arial"/>
-          <w:i w:val="0"/>
-          <w:color w:val="000000"/>
-          <w:sz w:val="22"/>
-        </w:rPr>
-        <w:t>Years passed. My mother grew old. Despite this, she would still come to me, remaining true to her custom and leaning on her stick: "If your father comes, call me, huh!" She would say.</w:t>
-      </w:r>
-    </w:p>
-    <w:p>
-      <w:pPr>
-        <w:jc w:val="left"/>
-      </w:pPr>
-      <w:r>
-        <w:rPr>
-          <w:rFonts w:ascii="Arial" w:hAnsi="Arial" w:eastAsia="Arial"/>
-          <w:i w:val="0"/>
-          <w:color w:val="000000"/>
-          <w:sz w:val="22"/>
-        </w:rPr>
-        <w:t>One day, she became ill and fell into bed.</w:t>
-      </w:r>
-    </w:p>
-    <w:p>
-      <w:pPr>
-        <w:jc w:val="left"/>
-      </w:pPr>
-      <w:r>
-        <w:rPr>
-          <w:rFonts w:ascii="Arial" w:hAnsi="Arial" w:eastAsia="Arial"/>
-          <w:i w:val="0"/>
-          <w:color w:val="000000"/>
-          <w:sz w:val="22"/>
-        </w:rPr>
-        <w:t>On her deathbed, she said goodbye to us: "You took good care of me, grant me your rights." She slowly turned to me and said: "If your father comes, tell him that my mother has always waited for you." Suddenly, she raised her head, looked towards the door, smiled and said: "Welcome, sir, welcome!" and gave up her spirit.</w:t>
-      </w:r>
-    </w:p>
-    <w:p>
-      <w:pPr>
-        <w:jc w:val="left"/>
-      </w:pPr>
-      <w:r>
-        <w:rPr>
-          <w:rFonts w:ascii="Arial" w:hAnsi="Arial" w:eastAsia="Arial"/>
-          <w:i w:val="0"/>
-          <w:color w:val="000000"/>
-          <w:sz w:val="22"/>
-        </w:rPr>
         <w:t>* * *</w:t>
       </w:r>
     </w:p>
     <w:p>
       <w:pPr>
-        <w:jc w:val="left"/>
+        <w:spacing w:after="80"/>
       </w:pPr>
       <w:r>
-        <w:rPr>
-          <w:rFonts w:ascii="Arial" w:hAnsi="Arial" w:eastAsia="Arial"/>
-          <w:i w:val="0"/>
-          <w:color w:val="000000"/>
-          <w:sz w:val="22"/>
-        </w:rPr>
         <w:t>From the memoirs of Cevdet Algalp, an old shoemaker living in Balıkesir.</w:t>
       </w:r>
     </w:p>
     <w:p>
-      <w:pPr>
-        <w:jc w:val="left"/>
-      </w:pPr>
+      <w:pPr/>
       <w:r>
-        <w:rPr>
-          <w:rFonts w:ascii="Arial" w:hAnsi="Arial" w:eastAsia="Arial"/>
-          <w:i w:val="0"/>
-          <w:color w:val="000000"/>
-          <w:sz w:val="22"/>
-        </w:rPr>
         <w:t>Written by: researcher and writer, geography teacher at Bursa Çınar Anatolian High School Mustafa Doğru.</w:t>
       </w:r>
     </w:p>
     <w:p>
       <w:pPr>
-        <w:jc w:val="left"/>
+        <w:spacing w:after="80"/>
       </w:pPr>
       <w:r>
-        <w:rPr>
-          <w:rFonts w:ascii="Arial" w:hAnsi="Arial" w:eastAsia="Arial"/>
-          <w:i w:val="0"/>
-          <w:color w:val="000000"/>
-          <w:sz w:val="22"/>
-        </w:rPr>
         <w:t>* * *</w:t>
       </w:r>
     </w:p>
     <w:p>
       <w:pPr>
-        <w:jc w:val="left"/>
+        <w:spacing w:after="80"/>
       </w:pPr>
       <w:r>
-        <w:rPr>
-          <w:rFonts w:ascii="Arial" w:hAnsi="Arial" w:eastAsia="Arial"/>
-          <w:i w:val="0"/>
-          <w:color w:val="000000"/>
-          <w:sz w:val="22"/>
-        </w:rPr>
         <w:t>March 18 is the day of the Çanakkale Victory.</w:t>
       </w:r>
     </w:p>
     <w:p>
-      <w:pPr>
-        <w:pageBreakBefore/>
-        <w:jc w:val="left"/>
-      </w:pPr>
+      <w:pPr/>
       <w:r>
-        <w:rPr>
-          <w:rFonts w:ascii="Arial" w:hAnsi="Arial" w:eastAsia="Arial"/>
-          <w:i w:val="0"/>
-          <w:color w:val="000000"/>
-          <w:sz w:val="22"/>
-        </w:rPr>
-        <w:t>If Çanakkale had fallen in 1915, fictitious states would have been established in Anatolia, the peoples living here would have been turned into enemies and exterminated, and the country would have become a colony of the British, French and Italians.</w:t>
+        <w:t>The account reflects on what defeat at Çanakkale in 1915 might have meant: foreign-backed states in Anatolia, conflict among its peoples, and domination by Britain, France, and Italy.</w:t>
       </w:r>
     </w:p>
     <w:p>
       <w:pPr>
-        <w:jc w:val="left"/>
+        <w:spacing w:after="80"/>
       </w:pPr>
       <w:r>
-        <w:rPr>
-          <w:rFonts w:ascii="Arial" w:hAnsi="Arial" w:eastAsia="Arial"/>
-          <w:i w:val="0"/>
-          <w:color w:val="000000"/>
-          <w:sz w:val="22"/>
-        </w:rPr>
         <w:t>* * *</w:t>
       </w:r>
     </w:p>
     <w:p>
       <w:pPr>
-        <w:jc w:val="left"/>
+        <w:keepNext/>
       </w:pPr>
       <w:r>
-        <w:rPr>
-          <w:rFonts w:ascii="Arial" w:hAnsi="Arial" w:eastAsia="Arial"/>
-          <w:i w:val="0"/>
-          <w:color w:val="000000"/>
-          <w:sz w:val="22"/>
-        </w:rPr>
-        <w:t>May the souls of all martyrs, including our Azerbaijani soldiers who were martyred in Çanakkale, rest in peace! May no mother lose sight of the road!</w:t>
+        <w:t>May all who fell at Çanakkale, including the Azerbaijani soldiers, rest in peace. May no mother spend her life watching the road for someone who will never return.</w:t>
       </w:r>
     </w:p>
     <w:p>
       <w:pPr>
-        <w:pStyle w:val="Moral"/>
         <w:keepNext/>
         <w:keepLines/>
-        <w:widowControl/>
-        <w:spacing w:before="240" w:after="180" w:line="283" w:lineRule="auto"/>
-        <w:ind w:left="240" w:right="240"/>
-        <w:jc w:val="left"/>
-        <w:pBdr>
-          <w:top w:val="single" w:sz="8" w:space="7" w:color="E8D59A"/>
-          <w:left w:val="single" w:sz="32" w:space="11" w:color="C6A23A"/>
-          <w:bottom w:val="single" w:sz="8" w:space="7" w:color="E8D59A"/>
-          <w:right w:val="single" w:sz="8" w:space="11" w:color="E8D59A"/>
-        </w:pBdr>
-        <w:shd w:val="clear" w:color="auto" w:fill="FFF8E1"/>
+        <w:spacing w:before="160"/>
       </w:pPr>
       <w:r>
         <w:rPr>
-          <w:rFonts w:ascii="Arial" w:hAnsi="Arial" w:eastAsia="Arial" w:cs="Arial"/>
           <w:b/>
-          <w:i w:val="0"/>
-          <w:color w:val="9A7417"/>
-          <w:sz w:val="22"/>
         </w:rPr>
-        <w:t xml:space="preserve">Moral: </w:t>
+        <w:t>Moral:</w:t>
       </w:r>
       <w:r>
-        <w:rPr>
-          <w:rFonts w:ascii="Arial" w:hAnsi="Arial" w:eastAsia="Arial" w:cs="Arial"/>
-          <w:b w:val="0"/>
-          <w:i w:val="0"/>
-          <w:color w:val="3F3826"/>
-          <w:sz w:val="22"/>
-        </w:rPr>
-        <w:t>A mother's lifelong loyalty and longing are the purest expression of love. The memory of those who died for the homeland and mothers who lost their sight of the road is sacred.</w:t>
+        <w:t xml:space="preserve"> A lifetime of waiting bears witness to love and loss. Remember both those who died for their homeland and the families who waited for them.</w:t>
       </w:r>
     </w:p>
     <w:p>
       <w:pPr>
-        <w:keepLines/>
-        <w:widowControl/>
-        <w:spacing w:before="60" w:after="0" w:line="240" w:lineRule="auto"/>
-        <w:jc w:val="right"/>
+        <w:spacing w:after="80"/>
       </w:pPr>
       <w:r>
         <w:rPr>
-          <w:rFonts w:ascii="Arial" w:hAnsi="Arial" w:eastAsia="Arial" w:cs="Arial"/>
-          <w:b w:val="0"/>
           <w:i/>
-          <w:color w:val="8A7950"/>
-          <w:sz w:val="17"/>
+          <w:sz w:val="18"/>
         </w:rPr>
-        <w:t>The story was obtained from open Internet sources.</w:t>
+        <w:t>Source: Publicly available internet sources.</w:t>
       </w:r>
     </w:p>
     <w:sectPr>
       <w:pgSz w:w="12240" w:h="15840"/>
-      <w:pgMar w:top="1440" w:right="1440" w:bottom="1440" w:left="1440" w:header="708" w:footer="708" w:gutter="0"/>
+      <w:pgMar w:top="1080" w:right="1224" w:bottom="1080" w:left="1224" w:header="720" w:footer="720" w:gutter="0"/>
       <w:cols w:space="720"/>
       <w:docGrid w:linePitch="360"/>
     </w:sectPr>
@@ -728,12 +560,14 @@
     <w:qFormat/>
     <w:rsid w:val="00FC693F"/>
     <w:pPr>
-      <w:spacing w:before="0" w:after="0" w:line="259" w:lineRule="auto"/>
+      <w:widowControl/>
+      <w:spacing w:after="120" w:line="259" w:lineRule="auto"/>
     </w:pPr>
     <w:rPr>
-      <w:rFonts w:ascii="Arial" w:hAnsi="Arial" w:eastAsia="Arial"/>
+      <w:rFonts w:ascii="Arial" w:hAnsi="Arial"/>
       <w:color w:val="000000"/>
       <w:sz w:val="22"/>
+      <w:lang w:val="en-US"/>
     </w:rPr>
   </w:style>
   <w:style w:type="paragraph" w:styleId="Header">
@@ -1077,18 +911,17 @@
     <w:qFormat/>
     <w:rsid w:val="00FC693F"/>
     <w:pPr>
-      <w:pBdr>
-        <w:bottom w:val="single" w:sz="8" w:space="4" w:color="4F81BD" w:themeColor="accent1"/>
-      </w:pBdr>
-      <w:spacing w:after="300" w:line="240" w:lineRule="auto"/>
+      <w:keepNext/>
+      <w:spacing w:after="280" w:line="240" w:lineRule="auto"/>
       <w:contextualSpacing/>
     </w:pPr>
     <w:rPr>
-      <w:rFonts w:asciiTheme="majorHAnsi" w:eastAsiaTheme="majorEastAsia" w:hAnsiTheme="majorHAnsi" w:cstheme="majorBidi"/>
-      <w:color w:val="17365D" w:themeColor="text2" w:themeShade="BF"/>
+      <w:rFonts w:asciiTheme="majorHAnsi" w:eastAsiaTheme="majorEastAsia" w:hAnsiTheme="majorHAnsi" w:cstheme="majorBidi" w:ascii="Arial" w:hAnsi="Arial"/>
+      <w:b/>
+      <w:color w:val="000000"/>
       <w:spacing w:val="5"/>
       <w:kern w:val="28"/>
-      <w:sz w:val="52"/>
+      <w:sz w:val="34"/>
       <w:szCs w:val="52"/>
     </w:rPr>
   </w:style>
@@ -1564,9 +1397,6 @@
     <w:qFormat/>
     <w:rsid w:val="00FC693F"/>
     <w:pPr>
-      <w:pBdr>
-        <w:bottom w:val="single" w:sz="4" w:space="4" w:color="4F81BD" w:themeColor="accent1"/>
-      </w:pBdr>
       <w:spacing w:before="200" w:after="280"/>
       <w:ind w:left="936" w:right="936"/>
     </w:pPr>
@@ -12417,18 +12247,6 @@
         <w:shd w:val="clear" w:color="auto" w:fill="FBCAA2" w:themeFill="accent6" w:themeFillTint="7F"/>
       </w:tcPr>
     </w:tblStylePr>
-  </w:style>
-  <w:style w:type="paragraph" w:customStyle="1" w:styleId="Moral">
-    <w:name w:val="Moral"/>
-    <w:basedOn w:val="Normal"/>
-    <w:pPr>
-      <w:spacing w:before="40" w:after="0" w:line="276" w:lineRule="auto"/>
-    </w:pPr>
-    <w:rPr>
-      <w:rFonts w:ascii="Arial" w:hAnsi="Arial" w:eastAsia="Arial"/>
-      <w:i/>
-      <w:sz w:val="22"/>
-    </w:rPr>
   </w:style>
 </w:styles>
 </file>

--- a/en/wisdom-stories/welcome-my-bey.docx
+++ b/en/wisdom-stories/welcome-my-bey.docx
@@ -7,13 +7,13 @@
         <w:pStyle w:val="Title"/>
       </w:pPr>
       <w:r>
-        <w:t>Welcome Home</w:t>
+        <w:t>Welcome, My Bey</w:t>
       </w:r>
     </w:p>
     <w:p>
       <w:pPr/>
       <w:r>
-        <w:t>When my father, Hafiz Ali, went to Çanakkale, my mother was seven months pregnant with me. I never met him. We did not even have a photograph.</w:t>
+        <w:t>When my late father, Hafiz Ali, was at Çanakkale, my mother was seven months pregnant with me. I never met him. We did not even have a photograph.</w:t>
       </w:r>
     </w:p>
     <w:p>
@@ -53,7 +53,7 @@
         <w:spacing w:after="80"/>
       </w:pPr>
       <w:r>
-        <w:t>“I’m going to see relatives. Tell me at once if your father comes.”</w:t>
+        <w:t>“I’m going to your aunt’s. Tell me at once if your father comes.”</w:t>
       </w:r>
     </w:p>
     <w:p>
@@ -95,7 +95,7 @@
     <w:p>
       <w:pPr/>
       <w:r>
-        <w:t>On her deathbed, she thanked us for caring for her and asked our forgiveness. Then she turned to me. “If your father comes, tell him your mother always waited for him.” Suddenly, she looked toward the door and smiled. “Welcome home, my bey. Welcome.” Then she died.</w:t>
+        <w:t>On her deathbed, she thanked us for caring for her and asked our forgiveness. Then she turned to me. “If your father comes, tell him your mother always waited for him.” Suddenly she raised her head, looked toward the door, and smiled. “Welcome, my bey, welcome.” Then she died.</w:t>
       </w:r>
     </w:p>
     <w:p>
@@ -111,7 +111,7 @@
         <w:spacing w:after="80"/>
       </w:pPr>
       <w:r>
-        <w:t>From the memoirs of Cevdet Algalp, an old shoemaker living in Balıkesir.</w:t>
+        <w:t>From the memoirs of Cevdet Alqalp, an old shoemaker living in Balıkesir.</w:t>
       </w:r>
     </w:p>
     <w:p>
@@ -139,7 +139,7 @@
     <w:p>
       <w:pPr/>
       <w:r>
-        <w:t>The account reflects on what defeat at Çanakkale in 1915 might have meant: foreign-backed states in Anatolia, conflict among its peoples, and domination by Britain, France, and Italy.</w:t>
+        <w:t>If Çanakkale had fallen in 1915, fictitious states would have been set up in Anatolia, the peoples living there would have been set against one another and slaughtered, and the country would have become a colony of the English, the French, and the Italians.</w:t>
       </w:r>
     </w:p>
     <w:p>
@@ -155,7 +155,7 @@
         <w:keepNext/>
       </w:pPr>
       <w:r>
-        <w:t>May all who fell at Çanakkale, including the Azerbaijani soldiers, rest in peace. May no mother spend her life watching the road for someone who will never return.</w:t>
+        <w:t>Including our Azerbaijani soldiers who were martyred at Çanakkale, may all martyrs rest in peace. May no mother’s eyes remain on the road.</w:t>
       </w:r>
     </w:p>
     <w:p>
@@ -168,11 +168,9 @@
         <w:rPr>
           <w:b/>
         </w:rPr>
-        <w:t>Moral:</w:t>
+        <w:t>Moral: A mother’s lifelong loyalty and waiting is the purest expression of love. The memory of those martyred for the homeland, and of the mothers whose eyes stayed on the road, is sacred.</w:t>
       </w:r>
-      <w:r>
-        <w:t xml:space="preserve"> A lifetime of waiting bears witness to love and loss. Remember both those who died for their homeland and the families who waited for them.</w:t>
-      </w:r>
+      <w:r/>
     </w:p>
     <w:p>
       <w:pPr>
@@ -183,7 +181,7 @@
           <w:i/>
           <w:sz w:val="18"/>
         </w:rPr>
-        <w:t>Source: Publicly available internet sources.</w:t>
+        <w:t>Stories are taken from open Internet sources; illustrations were created with AI.</w:t>
       </w:r>
     </w:p>
     <w:sectPr>
